--- a/FINAL_YEAR_BLACKBOOK/23_Project_Documentation/hardware/CAMERA_PLACEMENT_AND_LINE_PLAN.docx
+++ b/FINAL_YEAR_BLACKBOOK/23_Project_Documentation/hardware/CAMERA_PLACEMENT_AND_LINE_PLAN.docx
@@ -2156,6 +2156,11 @@
     </w:p>
     <w:bookmarkEnd w:id="31"/>
     <w:bookmarkEnd w:id="32"/>
+    <w:p>
+      <w:r>
+        <w:t>Update 2026-10-19: the built rig (two cameras on separate USB 3 ports, diagonal layout, autofocus off, 6500 K LED strips) and the step-by-step setup and acceptance checks are in CAMERA_COMMISSIONING_CHECKLIST.docx.</w:t>
+      </w:r>
+    </w:p>
     <w:sectPr>
       <w:footnotePr>
         <w:numRestart w:val="eachSect"/>
